--- a/zht/docx/04.06.content.docx
+++ b/zht/docx/04.06.content.docx
@@ -375,177 +375,9 @@
     </w:p>
     <w:p>
       <w:r>
-        <w:t>&lt;image: 2Q==&gt;</w:t>
-      </w:r>
-    </w:p>
-    <w:p>
-      <w:pPr/>
-      <w:r>
-        <w:rPr>
-          <w:lang w:val="zh_TW" w:bidi="zh_TW"/>
-        </w:rPr>
-      </w:r>
-      <w:r>
-        <w:rPr>
-          <w:lang w:val="zh_TW" w:bidi="zh_TW"/>
-        </w:rPr>
-        <w:t>大多數學者認為，希伯來文</w:t>
-      </w:r>
-      <w:r>
-        <w:rPr>
-          <w:i/>
-          <w:lang w:val="zh_TW" w:bidi="zh_TW"/>
-        </w:rPr>
-        <w:t>tsav</w:t>
-      </w:r>
-      <w:r>
-        <w:rPr>
-          <w:lang w:val="zh_TW" w:bidi="zh_TW"/>
-        </w:rPr>
-        <w:t xml:space="preserve"> 是刺尾蜥蜴（dab lizard）的名稱，以色列有很多種這樣的蜥蜴。最常見的兩種是埃及刺尾蜥（學名</w:t>
-      </w:r>
-      <w:r>
-        <w:rPr>
-          <w:i/>
-          <w:lang w:val="zh_TW" w:bidi="zh_TW"/>
-        </w:rPr>
-        <w:t>Uromastyx aegyptia</w:t>
-      </w:r>
-      <w:r>
-        <w:rPr>
-          <w:lang w:val="zh_TW" w:bidi="zh_TW"/>
-        </w:rPr>
-        <w:t xml:space="preserve"> ）和飾紋刺尾蜥（學名</w:t>
-      </w:r>
-      <w:r>
-        <w:rPr>
-          <w:i/>
-          <w:lang w:val="zh_TW" w:bidi="zh_TW"/>
-        </w:rPr>
-        <w:t>Uromastyx ornata</w:t>
-      </w:r>
-      <w:r>
-        <w:rPr>
-          <w:lang w:val="zh_TW" w:bidi="zh_TW"/>
-        </w:rPr>
-        <w:t xml:space="preserve"> ）。刺尾蜥的阿拉伯文名稱是</w:t>
-      </w:r>
-      <w:r>
-        <w:rPr>
-          <w:i/>
-          <w:lang w:val="zh_TW" w:bidi="zh_TW"/>
-        </w:rPr>
-        <w:t>dhubb</w:t>
-      </w:r>
-      <w:r>
-        <w:rPr>
-          <w:lang w:val="zh_TW" w:bidi="zh_TW"/>
-        </w:rPr>
-        <w:t xml:space="preserve"> 或</w:t>
-      </w:r>
-      <w:r>
-        <w:rPr>
-          <w:i/>
-          <w:lang w:val="zh_TW" w:bidi="zh_TW"/>
-        </w:rPr>
-        <w:t>dhabb</w:t>
-      </w:r>
-      <w:r>
-        <w:rPr>
-          <w:lang w:val="zh_TW" w:bidi="zh_TW"/>
-        </w:rPr>
-        <w:t xml:space="preserve"> ，英文形式是dab；這個阿拉伯文名稱反映在希伯來文</w:t>
-      </w:r>
-      <w:r>
-        <w:rPr>
-          <w:i/>
-          <w:lang w:val="zh_TW" w:bidi="zh_TW"/>
-        </w:rPr>
-        <w:t>tsav</w:t>
-      </w:r>
-      <w:r>
-        <w:rPr>
-          <w:lang w:val="zh_TW" w:bidi="zh_TW"/>
-        </w:rPr>
-        <w:t xml:space="preserve"> 中。</w:t>
-      </w:r>
-    </w:p>
-    <w:p>
-      <w:pPr>
-        <w:pStyle w:val="Heading2"/>
-      </w:pPr>
-      <w:r>
-        <w:rPr>
-          <w:lang w:val="zh_TW" w:bidi="zh_TW"/>
-        </w:rPr>
-        <w:t>描述</w:t>
-      </w:r>
-    </w:p>
-    <w:p>
-      <w:pPr/>
-      <w:r>
-        <w:rPr>
-          <w:lang w:val="zh_TW" w:bidi="zh_TW"/>
-        </w:rPr>
-      </w:r>
-      <w:r>
-        <w:rPr>
-          <w:lang w:val="zh_TW" w:bidi="zh_TW"/>
-        </w:rPr>
-        <w:t>正蜥（希伯來文</w:t>
-      </w:r>
-      <w:r>
-        <w:rPr>
-          <w:i/>
-          <w:lang w:val="zh_TW" w:bidi="zh_TW"/>
-        </w:rPr>
-        <w:t>leta’ah</w:t>
-      </w:r>
-      <w:r>
-        <w:rPr>
-          <w:lang w:val="zh_TW" w:bidi="zh_TW"/>
-        </w:rPr>
-        <w:t xml:space="preserve"> ）體型很小，體長約15—20厘米（6—8英吋），皮膚光滑亮澤。敘利亞綠蜥蜴呈淺綠色，身上佈有深綠色斑點，腹部為黃綠色。正蜥以蒼蠅、小蟲子、蚊子和螞蟻為食。</w:t>
-      </w:r>
-    </w:p>
-    <w:p>
-      <w:pPr/>
-      <w:r>
-        <w:rPr>
-          <w:lang w:val="zh_TW" w:bidi="zh_TW"/>
-        </w:rPr>
-      </w:r>
-      <w:r>
-        <w:rPr>
-          <w:lang w:val="zh_TW" w:bidi="zh_TW"/>
-        </w:rPr>
-        <w:t>彩虹飛蜥 (Norbert Potensky (Wikimedia Commons))</w:t>
-      </w:r>
-      <w:r>
-        <w:rPr>
-          <w:lang w:val="zh_TW" w:bidi="zh_TW"/>
-        </w:rPr>
-        <w:t>彩虹飛蜥的體型要大得多，長達50—60厘米（20—24英吋）。在繁殖季節，雄性會變為明亮的顏色，有藍色的尾巴，綠色的身體，頭部的顏色則根據各亞種有所不同，有的是亮橙色，有的是亮綠色。雌性和非交配期的雄性呈暗灰色。所有飛蜥都有這樣的特點：用前腿做「俯臥撐」，使頭部有力地上下擺動。牠們的尾巴又長又硬，快速爬行的時候會豎起來。以多種昆蟲為食，也捕食較小的蜥蜴。在大部分說阿拉伯語的地方，牠們被稱為</w:t>
-      </w:r>
-      <w:r>
-        <w:rPr>
-          <w:i/>
-          <w:lang w:val="zh_TW" w:bidi="zh_TW"/>
-        </w:rPr>
-        <w:t>hardoun</w:t>
-      </w:r>
-      <w:r>
-        <w:rPr>
-          <w:lang w:val="zh_TW" w:bidi="zh_TW"/>
-        </w:rPr>
-        <w:t xml:space="preserve"> 蜥蜴。一些飛蜥能夠改變顏色以融入周圍環境，就像變色龍那樣。</w:t>
-      </w:r>
-    </w:p>
-    <w:p>
-      <w:r>
         <w:drawing>
           <wp:inline xmlns:a="http://schemas.openxmlformats.org/drawingml/2006/main" xmlns:pic="http://schemas.openxmlformats.org/drawingml/2006/picture">
-            <wp:extent cx="1463040" cy="1055846"/>
+            <wp:extent cx="6096000" cy="4127004"/>
             <wp:docPr id="1" name="Picture 1"/>
             <wp:cNvGraphicFramePr>
               <a:graphicFrameLocks noChangeAspect="1"/>
@@ -566,7 +398,7 @@
                   <pic:spPr>
                     <a:xfrm>
                       <a:off x="0" y="0"/>
-                      <a:ext cx="1463040" cy="1055846"/>
+                      <a:ext cx="6096000" cy="4127004"/>
                     </a:xfrm>
                     <a:prstGeom prst="rect"/>
                   </pic:spPr>
@@ -588,7 +420,7 @@
         <w:rPr>
           <w:lang w:val="zh_TW" w:bidi="zh_TW"/>
         </w:rPr>
-        <w:t>刺尾蜥（希伯來文</w:t>
+        <w:t>大多數學者認為，希伯來文</w:t>
       </w:r>
       <w:r>
         <w:rPr>
@@ -601,7 +433,72 @@
         <w:rPr>
           <w:lang w:val="zh_TW" w:bidi="zh_TW"/>
         </w:rPr>
-        <w:t xml:space="preserve"> ）是相對較大的沙漠蜥蜴，體長約65厘米（26英吋）。這些蜥蜴的軀幹粗壯，尾巴粗短，上面覆蓋著尖刺，尖刺實際上是錐形的鱗片。刺尾蜥用尾巴來進行防禦。牠們經常爬進岩石洞穴或裂縫裡，然後用帶刺的尾巴堵住入口。刺尾蜥是素食者，以各種多汁的沙漠植物為食。儘管刺尾蜥被列為不潔淨的動物，阿拉伯人和貝都因人還是會把牠們關在籠子裡養肥，然後當作食物。</w:t>
+        <w:t xml:space="preserve"> 是刺尾蜥蜴（dab lizard）的名稱，以色列有很多種這樣的蜥蜴。最常見的兩種是埃及刺尾蜥（學名</w:t>
+      </w:r>
+      <w:r>
+        <w:rPr>
+          <w:i/>
+          <w:lang w:val="zh_TW" w:bidi="zh_TW"/>
+        </w:rPr>
+        <w:t>Uromastyx aegyptia</w:t>
+      </w:r>
+      <w:r>
+        <w:rPr>
+          <w:lang w:val="zh_TW" w:bidi="zh_TW"/>
+        </w:rPr>
+        <w:t xml:space="preserve"> ）和飾紋刺尾蜥（學名</w:t>
+      </w:r>
+      <w:r>
+        <w:rPr>
+          <w:i/>
+          <w:lang w:val="zh_TW" w:bidi="zh_TW"/>
+        </w:rPr>
+        <w:t>Uromastyx ornata</w:t>
+      </w:r>
+      <w:r>
+        <w:rPr>
+          <w:lang w:val="zh_TW" w:bidi="zh_TW"/>
+        </w:rPr>
+        <w:t xml:space="preserve"> ）。刺尾蜥的阿拉伯文名稱是</w:t>
+      </w:r>
+      <w:r>
+        <w:rPr>
+          <w:i/>
+          <w:lang w:val="zh_TW" w:bidi="zh_TW"/>
+        </w:rPr>
+        <w:t>dhubb</w:t>
+      </w:r>
+      <w:r>
+        <w:rPr>
+          <w:lang w:val="zh_TW" w:bidi="zh_TW"/>
+        </w:rPr>
+        <w:t xml:space="preserve"> 或</w:t>
+      </w:r>
+      <w:r>
+        <w:rPr>
+          <w:i/>
+          <w:lang w:val="zh_TW" w:bidi="zh_TW"/>
+        </w:rPr>
+        <w:t>dhabb</w:t>
+      </w:r>
+      <w:r>
+        <w:rPr>
+          <w:lang w:val="zh_TW" w:bidi="zh_TW"/>
+        </w:rPr>
+        <w:t xml:space="preserve"> ，英文形式是dab；這個阿拉伯文名稱反映在希伯來文</w:t>
+      </w:r>
+      <w:r>
+        <w:rPr>
+          <w:i/>
+          <w:lang w:val="zh_TW" w:bidi="zh_TW"/>
+        </w:rPr>
+        <w:t>tsav</w:t>
+      </w:r>
+      <w:r>
+        <w:rPr>
+          <w:lang w:val="zh_TW" w:bidi="zh_TW"/>
+        </w:rPr>
+        <w:t xml:space="preserve"> 中。</w:t>
       </w:r>
     </w:p>
     <w:p>
@@ -612,7 +509,7 @@
         <w:rPr>
           <w:lang w:val="zh_TW" w:bidi="zh_TW"/>
         </w:rPr>
-        <w:t>特殊意義或象徵意義</w:t>
+        <w:t>描述</w:t>
       </w:r>
     </w:p>
     <w:p>
@@ -626,18 +523,20 @@
         <w:rPr>
           <w:lang w:val="zh_TW" w:bidi="zh_TW"/>
         </w:rPr>
-        <w:t>這些蜥蜴被列為禮儀上不潔淨的動物。</w:t>
-      </w:r>
-    </w:p>
-    <w:p>
-      <w:pPr>
-        <w:pStyle w:val="Heading2"/>
-      </w:pPr>
-      <w:r>
-        <w:rPr>
-          <w:lang w:val="zh_TW" w:bidi="zh_TW"/>
-        </w:rPr>
-        <w:t>翻譯</w:t>
+        <w:t>正蜥（希伯來文</w:t>
+      </w:r>
+      <w:r>
+        <w:rPr>
+          <w:i/>
+          <w:lang w:val="zh_TW" w:bidi="zh_TW"/>
+        </w:rPr>
+        <w:t>leta’ah</w:t>
+      </w:r>
+      <w:r>
+        <w:rPr>
+          <w:lang w:val="zh_TW" w:bidi="zh_TW"/>
+        </w:rPr>
+        <w:t xml:space="preserve"> ）體型很小，體長約15—20厘米（6—8英吋），皮膚光滑亮澤。敘利亞綠蜥蜴呈淺綠色，身上佈有深綠色斑點，腹部為黃綠色。正蜥以蒼蠅、小蟲子、蚊子和螞蟻為食。</w:t>
       </w:r>
     </w:p>
     <w:p>
@@ -651,20 +550,33 @@
         <w:rPr>
           <w:lang w:val="zh_TW" w:bidi="zh_TW"/>
         </w:rPr>
-        <w:t>公刺尾蜥 (© Eitan f (Wikimedia Commons))</w:t>
-      </w:r>
-      <w:r>
-        <w:rPr>
-          <w:lang w:val="zh_TW" w:bidi="zh_TW"/>
-        </w:rPr>
-        <w:t>飛蜥遍佈非洲和亞洲熱帶地區。正蜥分佈於歐洲各地。在其他地方，翻譯者可以採用一個蜥蜴的總稱。</w:t>
+        <w:t>彩虹飛蜥 (Norbert Potensky (Wikimedia Commons))</w:t>
+      </w:r>
+      <w:r>
+        <w:rPr>
+          <w:lang w:val="zh_TW" w:bidi="zh_TW"/>
+        </w:rPr>
+        <w:t>彩虹飛蜥的體型要大得多，長達50—60厘米（20—24英吋）。在繁殖季節，雄性會變為明亮的顏色，有藍色的尾巴，綠色的身體，頭部的顏色則根據各亞種有所不同，有的是亮橙色，有的是亮綠色。雌性和非交配期的雄性呈暗灰色。所有飛蜥都有這樣的特點：用前腿做「俯臥撐」，使頭部有力地上下擺動。牠們的尾巴又長又硬，快速爬行的時候會豎起來。以多種昆蟲為食，也捕食較小的蜥蜴。在大部分說阿拉伯語的地方，牠們被稱為</w:t>
+      </w:r>
+      <w:r>
+        <w:rPr>
+          <w:i/>
+          <w:lang w:val="zh_TW" w:bidi="zh_TW"/>
+        </w:rPr>
+        <w:t>hardoun</w:t>
+      </w:r>
+      <w:r>
+        <w:rPr>
+          <w:lang w:val="zh_TW" w:bidi="zh_TW"/>
+        </w:rPr>
+        <w:t xml:space="preserve"> 蜥蜴。一些飛蜥能夠改變顏色以融入周圍環境，就像變色龍那樣。</w:t>
       </w:r>
     </w:p>
     <w:p>
       <w:r>
         <w:drawing>
           <wp:inline xmlns:a="http://schemas.openxmlformats.org/drawingml/2006/main" xmlns:pic="http://schemas.openxmlformats.org/drawingml/2006/picture">
-            <wp:extent cx="6096000" cy="4591419"/>
+            <wp:extent cx="6096000" cy="4399359"/>
             <wp:docPr id="2" name="Picture 2"/>
             <wp:cNvGraphicFramePr>
               <a:graphicFrameLocks noChangeAspect="1"/>
@@ -678,6 +590,125 @@
                   </pic:nvPicPr>
                   <pic:blipFill>
                     <a:blip r:embed="rId17"/>
+                    <a:stretch>
+                      <a:fillRect/>
+                    </a:stretch>
+                  </pic:blipFill>
+                  <pic:spPr>
+                    <a:xfrm>
+                      <a:off x="0" y="0"/>
+                      <a:ext cx="6096000" cy="4399359"/>
+                    </a:xfrm>
+                    <a:prstGeom prst="rect"/>
+                  </pic:spPr>
+                </pic:pic>
+              </a:graphicData>
+            </a:graphic>
+          </wp:inline>
+        </w:drawing>
+      </w:r>
+    </w:p>
+    <w:p>
+      <w:pPr/>
+      <w:r>
+        <w:rPr>
+          <w:lang w:val="zh_TW" w:bidi="zh_TW"/>
+        </w:rPr>
+      </w:r>
+      <w:r>
+        <w:rPr>
+          <w:lang w:val="zh_TW" w:bidi="zh_TW"/>
+        </w:rPr>
+        <w:t>刺尾蜥（希伯來文</w:t>
+      </w:r>
+      <w:r>
+        <w:rPr>
+          <w:i/>
+          <w:lang w:val="zh_TW" w:bidi="zh_TW"/>
+        </w:rPr>
+        <w:t>tsav</w:t>
+      </w:r>
+      <w:r>
+        <w:rPr>
+          <w:lang w:val="zh_TW" w:bidi="zh_TW"/>
+        </w:rPr>
+        <w:t xml:space="preserve"> ）是相對較大的沙漠蜥蜴，體長約65厘米（26英吋）。這些蜥蜴的軀幹粗壯，尾巴粗短，上面覆蓋著尖刺，尖刺實際上是錐形的鱗片。刺尾蜥用尾巴來進行防禦。牠們經常爬進岩石洞穴或裂縫裡，然後用帶刺的尾巴堵住入口。刺尾蜥是素食者，以各種多汁的沙漠植物為食。儘管刺尾蜥被列為不潔淨的動物，阿拉伯人和貝都因人還是會把牠們關在籠子裡養肥，然後當作食物。</w:t>
+      </w:r>
+    </w:p>
+    <w:p>
+      <w:pPr>
+        <w:pStyle w:val="Heading2"/>
+      </w:pPr>
+      <w:r>
+        <w:rPr>
+          <w:lang w:val="zh_TW" w:bidi="zh_TW"/>
+        </w:rPr>
+        <w:t>特殊意義或象徵意義</w:t>
+      </w:r>
+    </w:p>
+    <w:p>
+      <w:pPr/>
+      <w:r>
+        <w:rPr>
+          <w:lang w:val="zh_TW" w:bidi="zh_TW"/>
+        </w:rPr>
+      </w:r>
+      <w:r>
+        <w:rPr>
+          <w:lang w:val="zh_TW" w:bidi="zh_TW"/>
+        </w:rPr>
+        <w:t>這些蜥蜴被列為禮儀上不潔淨的動物。</w:t>
+      </w:r>
+    </w:p>
+    <w:p>
+      <w:pPr>
+        <w:pStyle w:val="Heading2"/>
+      </w:pPr>
+      <w:r>
+        <w:rPr>
+          <w:lang w:val="zh_TW" w:bidi="zh_TW"/>
+        </w:rPr>
+        <w:t>翻譯</w:t>
+      </w:r>
+    </w:p>
+    <w:p>
+      <w:pPr/>
+      <w:r>
+        <w:rPr>
+          <w:lang w:val="zh_TW" w:bidi="zh_TW"/>
+        </w:rPr>
+      </w:r>
+      <w:r>
+        <w:rPr>
+          <w:lang w:val="zh_TW" w:bidi="zh_TW"/>
+        </w:rPr>
+        <w:t>公刺尾蜥 (© Eitan f (Wikimedia Commons))</w:t>
+      </w:r>
+      <w:r>
+        <w:rPr>
+          <w:lang w:val="zh_TW" w:bidi="zh_TW"/>
+        </w:rPr>
+        <w:t>飛蜥遍佈非洲和亞洲熱帶地區。正蜥分佈於歐洲各地。在其他地方，翻譯者可以採用一個蜥蜴的總稱。</w:t>
+      </w:r>
+    </w:p>
+    <w:p>
+      <w:r>
+        <w:drawing>
+          <wp:inline xmlns:a="http://schemas.openxmlformats.org/drawingml/2006/main" xmlns:pic="http://schemas.openxmlformats.org/drawingml/2006/picture">
+            <wp:extent cx="6096000" cy="4591419"/>
+            <wp:docPr id="3" name="Picture 3"/>
+            <wp:cNvGraphicFramePr>
+              <a:graphicFrameLocks noChangeAspect="1"/>
+            </wp:cNvGraphicFramePr>
+            <a:graphic>
+              <a:graphicData uri="http://schemas.openxmlformats.org/drawingml/2006/picture">
+                <pic:pic>
+                  <pic:nvPicPr>
+                    <pic:cNvPr id="0" name="image.jpg"/>
+                    <pic:cNvPicPr/>
+                  </pic:nvPicPr>
+                  <pic:blipFill>
+                    <a:blip r:embed="rId18"/>
                     <a:stretch>
                       <a:fillRect/>
                     </a:stretch>
